--- a/Annex H.docx
+++ b/Annex H.docx
@@ -22,13 +22,13 @@
         <w:rPr>
           <w:b/>
         </w:rPr>
-        <w:t xml:space="preserve">Annex W. </w:t>
+        <w:t>Annex H</w:t>
       </w:r>
       <w:r>
         <w:rPr>
           <w:b/>
         </w:rPr>
-        <w:t>Description of Bayesian Case model(BCM)</w:t>
+        <w:t>. Description of Bayesian Case model(BCM)</w:t>
       </w:r>
     </w:p>
     <w:p>
@@ -77,23 +77,7 @@
           <w:sz w:val="22"/>
           <w:szCs w:val="22"/>
         </w:rPr>
-        <w:t xml:space="preserve"> o</w:t>
-      </w:r>
-      <w:proofErr w:type="spellStart"/>
-      <w:r>
-        <w:rPr>
-          <w:sz w:val="22"/>
-          <w:szCs w:val="22"/>
-        </w:rPr>
-        <w:t>f</w:t>
-      </w:r>
-      <w:proofErr w:type="spellEnd"/>
-      <w:r>
-        <w:rPr>
-          <w:sz w:val="22"/>
-          <w:szCs w:val="22"/>
-        </w:rPr>
-        <w:t xml:space="preserve"> the observation </w:t>
+        <w:t xml:space="preserve"> of the observation </w:t>
       </w:r>
       <m:oMath>
         <m:r>
@@ -266,8 +250,6 @@
         </w:rPr>
         <w:t xml:space="preserve"> </w:t>
       </w:r>
-      <w:bookmarkStart w:id="0" w:name="_GoBack"/>
-      <w:bookmarkEnd w:id="0"/>
       <w:r>
         <w:rPr>
           <w:sz w:val="22"/>
@@ -843,7 +825,7 @@
           <w:color w:val="auto"/>
           <w:sz w:val="22"/>
         </w:rPr>
-        <w:t xml:space="preserve"> can be done through cross-validation, another layer of hierarchy with more diffuse hyperparameters, or plain intu</w:t>
+        <w:t xml:space="preserve"> can be done through cross-validation, another layer of hierarchy with more diffuse </w:t>
       </w:r>
       <w:proofErr w:type="spellStart"/>
       <w:r>
@@ -852,7 +834,7 @@
           <w:color w:val="auto"/>
           <w:sz w:val="22"/>
         </w:rPr>
-        <w:t>ition</w:t>
+        <w:t>hyperparameters</w:t>
       </w:r>
       <w:proofErr w:type="spellEnd"/>
       <w:r>
@@ -861,7 +843,7 @@
           <w:color w:val="auto"/>
           <w:sz w:val="22"/>
         </w:rPr>
-        <w:t xml:space="preserve">. For </w:t>
+        <w:t xml:space="preserve">, or plain intuition. For </w:t>
       </w:r>
       <m:oMath>
         <m:r>
@@ -1875,21 +1857,7 @@
         <w:rPr>
           <w:rFonts w:ascii="Times New Roman" w:hAnsi="Times New Roman" w:cs="Times New Roman"/>
         </w:rPr>
-        <w:t xml:space="preserve"> that indicates important fe</w:t>
-      </w:r>
-      <w:proofErr w:type="spellStart"/>
-      <w:r>
-        <w:rPr>
-          <w:rFonts w:ascii="Times New Roman" w:hAnsi="Times New Roman" w:cs="Times New Roman"/>
-        </w:rPr>
-        <w:t>atures</w:t>
-      </w:r>
-      <w:proofErr w:type="spellEnd"/>
-      <w:r>
-        <w:rPr>
-          <w:rFonts w:ascii="Times New Roman" w:hAnsi="Times New Roman" w:cs="Times New Roman"/>
-        </w:rPr>
-        <w:t xml:space="preserve"> for the cluster is generated according to a Bernoulli distribution with </w:t>
+        <w:t xml:space="preserve"> that indicates important features for the cluster is generated according to a Bernoulli distribution with </w:t>
       </w:r>
       <w:proofErr w:type="spellStart"/>
       <w:r>
@@ -2697,7 +2665,398 @@
         <w:t>).</w:t>
       </w:r>
     </w:p>
-    <w:p/>
+    <w:p>
+      <w:pPr>
+        <w:pStyle w:val="MDPI23heading3"/>
+        <w:spacing w:before="0" w:after="0"/>
+        <w:ind w:left="0" w:firstLine="397"/>
+        <w:jc w:val="both"/>
+        <w:outlineLvl w:val="9"/>
+        <w:rPr>
+          <w:rFonts w:ascii="Times New Roman" w:hAnsi="Times New Roman"/>
+          <w:sz w:val="22"/>
+        </w:rPr>
+      </w:pPr>
+      <w:hyperlink w:anchor="Kim15" w:history="1">
+        <w:r>
+          <w:rPr>
+            <w:rStyle w:val="Hipersaitas"/>
+            <w:rFonts w:ascii="Times New Roman" w:hAnsi="Times New Roman"/>
+            <w:sz w:val="22"/>
+          </w:rPr>
+          <w:t>Kim (2015</w:t>
+        </w:r>
+      </w:hyperlink>
+      <w:r>
+        <w:rPr>
+          <w:rFonts w:ascii="Times New Roman" w:hAnsi="Times New Roman"/>
+          <w:sz w:val="22"/>
+        </w:rPr>
+        <w:t xml:space="preserve">) </w:t>
+      </w:r>
+      <w:r>
+        <w:rPr>
+          <w:rFonts w:ascii="Times New Roman" w:hAnsi="Times New Roman"/>
+          <w:color w:val="auto"/>
+          <w:sz w:val="22"/>
+        </w:rPr>
+        <w:t xml:space="preserve">clarifies that the explanatory power of BCM results from how the clusters are characterized. While a standard mixture model assumes that each cluster takes the form of a predefined parametric distribution, BCM characterizes each cluster by a prototype </w:t>
+      </w:r>
+      <m:oMath>
+        <m:sSub>
+          <m:sSubPr>
+            <m:ctrlPr>
+              <w:rPr>
+                <w:rFonts w:ascii="Cambria Math" w:hAnsi="Cambria Math"/>
+                <w:i/>
+                <w:color w:val="auto"/>
+                <w:sz w:val="22"/>
+              </w:rPr>
+            </m:ctrlPr>
+          </m:sSubPr>
+          <m:e>
+            <m:r>
+              <w:rPr>
+                <w:rFonts w:ascii="Cambria Math" w:eastAsia="Cambria Math" w:hAnsi="Cambria Math"/>
+                <w:color w:val="auto"/>
+                <w:sz w:val="22"/>
+              </w:rPr>
+              <m:t>p</m:t>
+            </m:r>
+          </m:e>
+          <m:sub>
+            <m:r>
+              <w:rPr>
+                <w:rFonts w:ascii="Cambria Math" w:eastAsia="Cambria Math" w:hAnsi="Cambria Math"/>
+                <w:color w:val="auto"/>
+                <w:sz w:val="22"/>
+              </w:rPr>
+              <m:t xml:space="preserve">s </m:t>
+            </m:r>
+          </m:sub>
+        </m:sSub>
+      </m:oMath>
+      <w:r>
+        <w:rPr>
+          <w:rFonts w:ascii="Times New Roman" w:hAnsi="Times New Roman"/>
+          <w:color w:val="auto"/>
+          <w:sz w:val="22"/>
+        </w:rPr>
+        <w:t xml:space="preserve"> and a subspace feature indicator </w:t>
+      </w:r>
+      <m:oMath>
+        <m:sSub>
+          <m:sSubPr>
+            <m:ctrlPr>
+              <w:rPr>
+                <w:rFonts w:ascii="Cambria Math" w:hAnsi="Cambria Math"/>
+                <w:i/>
+                <w:color w:val="auto"/>
+                <w:sz w:val="22"/>
+              </w:rPr>
+            </m:ctrlPr>
+          </m:sSubPr>
+          <m:e>
+            <m:r>
+              <w:rPr>
+                <w:rFonts w:ascii="Cambria Math" w:eastAsia="Cambria Math" w:hAnsi="Cambria Math"/>
+                <w:color w:val="auto"/>
+                <w:sz w:val="22"/>
+              </w:rPr>
+              <m:t>w</m:t>
+            </m:r>
+          </m:e>
+          <m:sub>
+            <m:r>
+              <w:rPr>
+                <w:rFonts w:ascii="Cambria Math" w:eastAsia="Cambria Math" w:hAnsi="Cambria Math"/>
+                <w:color w:val="auto"/>
+                <w:sz w:val="22"/>
+              </w:rPr>
+              <m:t>sj</m:t>
+            </m:r>
+          </m:sub>
+        </m:sSub>
+      </m:oMath>
+      <w:r>
+        <w:rPr>
+          <w:rFonts w:ascii="Times New Roman" w:hAnsi="Times New Roman"/>
+          <w:color w:val="auto"/>
+          <w:sz w:val="22"/>
+        </w:rPr>
+        <w:t xml:space="preserve">. Intuitively, the subspace feature indicator selects only a few features that play an important role in identifying the cluster and prototype. BCM performs </w:t>
+      </w:r>
+      <w:r>
+        <w:rPr>
+          <w:rStyle w:val="highlight"/>
+          <w:rFonts w:ascii="Times New Roman" w:hAnsi="Times New Roman"/>
+          <w:color w:val="auto"/>
+          <w:sz w:val="22"/>
+        </w:rPr>
+        <w:t>joint</w:t>
+      </w:r>
+      <w:r>
+        <w:rPr>
+          <w:rFonts w:ascii="Times New Roman" w:hAnsi="Times New Roman"/>
+          <w:color w:val="auto"/>
+          <w:sz w:val="22"/>
+        </w:rPr>
+        <w:t xml:space="preserve"> inference on latent variables: cluster labels </w:t>
+      </w:r>
+      <m:oMath>
+        <m:sSub>
+          <m:sSubPr>
+            <m:ctrlPr>
+              <w:rPr>
+                <w:rFonts w:ascii="Cambria Math" w:hAnsi="Cambria Math"/>
+                <w:i/>
+                <w:color w:val="auto"/>
+                <w:sz w:val="22"/>
+              </w:rPr>
+            </m:ctrlPr>
+          </m:sSubPr>
+          <m:e>
+            <m:r>
+              <w:rPr>
+                <w:rFonts w:ascii="Cambria Math" w:eastAsia="Cambria Math" w:hAnsi="Cambria Math"/>
+                <w:color w:val="auto"/>
+                <w:sz w:val="22"/>
+              </w:rPr>
+              <m:t>z</m:t>
+            </m:r>
+          </m:e>
+          <m:sub>
+            <m:r>
+              <w:rPr>
+                <w:rFonts w:ascii="Cambria Math" w:eastAsia="Cambria Math" w:hAnsi="Cambria Math"/>
+                <w:color w:val="auto"/>
+                <w:sz w:val="22"/>
+              </w:rPr>
+              <m:t>ij</m:t>
+            </m:r>
+          </m:sub>
+        </m:sSub>
+      </m:oMath>
+      <w:r>
+        <w:rPr>
+          <w:rFonts w:ascii="Times New Roman" w:hAnsi="Times New Roman"/>
+          <w:i/>
+          <w:color w:val="auto"/>
+          <w:sz w:val="22"/>
+        </w:rPr>
+        <w:t>,</w:t>
+      </w:r>
+      <w:r>
+        <w:rPr>
+          <w:rFonts w:ascii="Times New Roman" w:hAnsi="Times New Roman"/>
+          <w:color w:val="auto"/>
+          <w:sz w:val="22"/>
+        </w:rPr>
+        <w:t xml:space="preserve"> prototypes </w:t>
+      </w:r>
+      <m:oMath>
+        <m:sSub>
+          <m:sSubPr>
+            <m:ctrlPr>
+              <w:rPr>
+                <w:rFonts w:ascii="Cambria Math" w:hAnsi="Cambria Math"/>
+                <w:i/>
+                <w:color w:val="auto"/>
+                <w:sz w:val="22"/>
+              </w:rPr>
+            </m:ctrlPr>
+          </m:sSubPr>
+          <m:e>
+            <m:r>
+              <w:rPr>
+                <w:rFonts w:ascii="Cambria Math" w:eastAsia="Cambria Math" w:hAnsi="Cambria Math"/>
+                <w:color w:val="auto"/>
+                <w:sz w:val="22"/>
+              </w:rPr>
+              <m:t>p</m:t>
+            </m:r>
+          </m:e>
+          <m:sub>
+            <m:r>
+              <w:rPr>
+                <w:rFonts w:ascii="Cambria Math" w:eastAsia="Cambria Math" w:hAnsi="Cambria Math"/>
+                <w:color w:val="auto"/>
+                <w:sz w:val="22"/>
+              </w:rPr>
+              <m:t xml:space="preserve">s </m:t>
+            </m:r>
+          </m:sub>
+        </m:sSub>
+      </m:oMath>
+      <w:r>
+        <w:rPr>
+          <w:rFonts w:ascii="Times New Roman" w:hAnsi="Times New Roman"/>
+          <w:i/>
+          <w:color w:val="auto"/>
+          <w:sz w:val="22"/>
+        </w:rPr>
+        <w:t xml:space="preserve">, </w:t>
+      </w:r>
+      <w:r>
+        <w:rPr>
+          <w:rFonts w:ascii="Times New Roman" w:hAnsi="Times New Roman"/>
+          <w:color w:val="auto"/>
+          <w:sz w:val="22"/>
+        </w:rPr>
+        <w:t xml:space="preserve">and important features </w:t>
+      </w:r>
+      <m:oMath>
+        <m:sSub>
+          <m:sSubPr>
+            <m:ctrlPr>
+              <w:rPr>
+                <w:rFonts w:ascii="Cambria Math" w:hAnsi="Cambria Math"/>
+                <w:i/>
+                <w:color w:val="auto"/>
+                <w:sz w:val="22"/>
+              </w:rPr>
+            </m:ctrlPr>
+          </m:sSubPr>
+          <m:e>
+            <m:r>
+              <w:rPr>
+                <w:rFonts w:ascii="Cambria Math" w:eastAsia="Cambria Math" w:hAnsi="Cambria Math"/>
+                <w:color w:val="auto"/>
+                <w:sz w:val="22"/>
+              </w:rPr>
+              <m:t>w</m:t>
+            </m:r>
+          </m:e>
+          <m:sub>
+            <m:r>
+              <w:rPr>
+                <w:rFonts w:ascii="Cambria Math" w:eastAsia="Cambria Math" w:hAnsi="Cambria Math"/>
+                <w:color w:val="auto"/>
+                <w:sz w:val="22"/>
+              </w:rPr>
+              <m:t>sj</m:t>
+            </m:r>
+          </m:sub>
+        </m:sSub>
+      </m:oMath>
+      <w:r>
+        <w:rPr>
+          <w:rFonts w:ascii="Times New Roman" w:hAnsi="Times New Roman"/>
+          <w:i/>
+          <w:color w:val="auto"/>
+          <w:sz w:val="22"/>
+        </w:rPr>
+        <w:t>.</w:t>
+      </w:r>
+      <w:r>
+        <w:rPr>
+          <w:rFonts w:ascii="Times New Roman" w:hAnsi="Times New Roman"/>
+          <w:color w:val="auto"/>
+          <w:sz w:val="22"/>
+        </w:rPr>
+        <w:t xml:space="preserve"> </w:t>
+      </w:r>
+      <m:oMath>
+        <m:r>
+          <w:rPr>
+            <w:rFonts w:ascii="Cambria Math" w:hAnsi="Cambria Math"/>
+            <w:color w:val="auto"/>
+            <w:sz w:val="22"/>
+          </w:rPr>
+          <m:t xml:space="preserve">ϕ </m:t>
+        </m:r>
+      </m:oMath>
+      <w:r>
+        <w:rPr>
+          <w:rFonts w:ascii="Times New Roman" w:hAnsi="Times New Roman"/>
+          <w:color w:val="auto"/>
+          <w:sz w:val="22"/>
+        </w:rPr>
+        <w:fldChar w:fldCharType="begin"/>
+      </w:r>
+      <w:r>
+        <w:rPr>
+          <w:rFonts w:ascii="Times New Roman" w:hAnsi="Times New Roman"/>
+          <w:color w:val="auto"/>
+          <w:sz w:val="22"/>
+        </w:rPr>
+        <w:instrText xml:space="preserve"> QUOTE </w:instrText>
+      </w:r>
+      <m:oMath>
+        <m:r>
+          <w:ins w:id="0" w:author="Daiva1" w:date="2021-07-28T17:41:00Z">
+            <m:rPr>
+              <m:sty m:val="p"/>
+            </m:rPr>
+            <w:rPr>
+              <w:rFonts w:ascii="Cambria Math" w:eastAsia="DengXian" w:hAnsi="Cambria Math"/>
+            </w:rPr>
+            <m:t xml:space="preserve">??   </m:t>
+          </w:ins>
+        </m:r>
+      </m:oMath>
+      <w:r>
+        <w:rPr>
+          <w:rFonts w:ascii="Times New Roman" w:hAnsi="Times New Roman"/>
+          <w:color w:val="auto"/>
+          <w:sz w:val="22"/>
+        </w:rPr>
+        <w:instrText xml:space="preserve"> </w:instrText>
+      </w:r>
+      <w:r>
+        <w:rPr>
+          <w:rFonts w:ascii="Times New Roman" w:hAnsi="Times New Roman"/>
+          <w:color w:val="auto"/>
+          <w:sz w:val="22"/>
+        </w:rPr>
+        <w:fldChar w:fldCharType="end"/>
+      </w:r>
+      <w:r>
+        <w:rPr>
+          <w:rFonts w:ascii="Times New Roman" w:hAnsi="Times New Roman"/>
+          <w:color w:val="auto"/>
+          <w:sz w:val="22"/>
+        </w:rPr>
+        <w:t xml:space="preserve">and </w:t>
+      </w:r>
+      <m:oMath>
+        <m:r>
+          <w:rPr>
+            <w:rFonts w:ascii="Cambria Math" w:hAnsi="Cambria Math"/>
+            <w:color w:val="auto"/>
+            <w:sz w:val="22"/>
+          </w:rPr>
+          <m:t>π</m:t>
+        </m:r>
+      </m:oMath>
+      <w:r>
+        <w:rPr>
+          <w:rFonts w:ascii="Times New Roman" w:hAnsi="Times New Roman"/>
+          <w:color w:val="auto"/>
+          <w:sz w:val="22"/>
+        </w:rPr>
+        <w:t xml:space="preserve"> are integrated out. Collapsed Gibbs sampling is applied to perform inference, as this has been observed to converge quickly, particularly in mixture models (</w:t>
+      </w:r>
+      <w:hyperlink w:anchor="Kim15" w:history="1">
+        <w:r>
+          <w:rPr>
+            <w:rStyle w:val="Hipersaitas"/>
+            <w:rFonts w:ascii="Times New Roman" w:hAnsi="Times New Roman"/>
+            <w:sz w:val="22"/>
+          </w:rPr>
+          <w:t>Kim, 2015</w:t>
+        </w:r>
+      </w:hyperlink>
+      <w:r>
+        <w:rPr>
+          <w:rFonts w:ascii="Times New Roman" w:hAnsi="Times New Roman"/>
+          <w:sz w:val="22"/>
+        </w:rPr>
+        <w:t>).</w:t>
+      </w:r>
+      <w:bookmarkStart w:id="1" w:name="_GoBack"/>
+      <w:bookmarkEnd w:id="1"/>
+    </w:p>
     <w:sectPr>
       <w:pgSz w:w="12240" w:h="15840"/>
       <w:pgMar w:top="1134" w:right="850" w:bottom="1134" w:left="1701" w:header="708" w:footer="708" w:gutter="0"/>
